--- a/files/Meal Selection - Nanhoron.docx
+++ b/files/Meal Selection - Nanhoron.docx
@@ -15,17 +15,8 @@
           <w:b/>
           <w:bCs/>
         </w:rPr>
-        <w:t xml:space="preserve">Hotel 3 – </w:t>
+        <w:t>Hotel 3 – Nanhoron</w:t>
       </w:r>
-      <w:proofErr w:type="spellStart"/>
-      <w:r>
-        <w:rPr>
-          <w:b/>
-          <w:bCs/>
-        </w:rPr>
-        <w:t>Nanhoron</w:t>
-      </w:r>
-      <w:proofErr w:type="spellEnd"/>
     </w:p>
     <w:p>
       <w:pPr>
@@ -772,15 +763,7 @@
               <w:spacing w:after="160" w:line="278" w:lineRule="auto"/>
             </w:pPr>
             <w:r>
-              <w:t xml:space="preserve">Classic Dishes: </w:t>
-            </w:r>
-            <w:proofErr w:type="spellStart"/>
-            <w:r>
-              <w:t>Nanhoron</w:t>
-            </w:r>
-            <w:proofErr w:type="spellEnd"/>
-            <w:r>
-              <w:t xml:space="preserve"> Tikka Curry – chicken, rice, naan, mango chutney (£15.95)</w:t>
+              <w:t>Classic Dishes: Nanhoron Tikka Curry – chicken, rice, naan, mango chutney (£15.95)</w:t>
             </w:r>
           </w:p>
         </w:tc>
@@ -1084,15 +1067,7 @@
               <w:spacing w:after="160" w:line="278" w:lineRule="auto"/>
             </w:pPr>
             <w:r>
-              <w:t xml:space="preserve">Special Dishes: Chicken Supreme – stuffed with bacon &amp; cheese, wrapped in </w:t>
-            </w:r>
-            <w:proofErr w:type="spellStart"/>
-            <w:r>
-              <w:t>parma</w:t>
-            </w:r>
-            <w:proofErr w:type="spellEnd"/>
-            <w:r>
-              <w:t xml:space="preserve"> ham on creamed leeks (£18.95)</w:t>
+              <w:t>Special Dishes: Chicken Supreme – stuffed with bacon &amp; cheese, wrapped in parma ham on creamed leeks (£18.95)</w:t>
             </w:r>
           </w:p>
         </w:tc>
@@ -1293,15 +1268,7 @@
               <w:spacing w:after="160" w:line="278" w:lineRule="auto"/>
             </w:pPr>
             <w:r>
-              <w:t xml:space="preserve">Classic Dishes: </w:t>
-            </w:r>
-            <w:proofErr w:type="spellStart"/>
-            <w:r>
-              <w:t>Nanhoron</w:t>
-            </w:r>
-            <w:proofErr w:type="spellEnd"/>
-            <w:r>
-              <w:t xml:space="preserve"> Tikka Curry – chicken, rice, naan, mango chutney (£15.95)</w:t>
+              <w:t>Classic Dishes: Nanhoron Tikka Curry – chicken, rice, naan, mango chutney (£15.95)</w:t>
             </w:r>
           </w:p>
         </w:tc>
@@ -1949,6 +1916,78 @@
             </w:pPr>
             <w:r>
               <w:t>Vegetarian dessert requested</w:t>
+            </w:r>
+          </w:p>
+        </w:tc>
+      </w:tr>
+      <w:tr>
+        <w:tc>
+          <w:tcPr>
+            <w:tcW w:w="0" w:type="auto"/>
+          </w:tcPr>
+          <w:p>
+            <w:r>
+              <w:t>Carole Griffiths</w:t>
+            </w:r>
+          </w:p>
+        </w:tc>
+        <w:tc>
+          <w:tcPr>
+            <w:tcW w:w="0" w:type="auto"/>
+          </w:tcPr>
+          <w:p>
+            <w:r>
+              <w:t>None</w:t>
+            </w:r>
+          </w:p>
+        </w:tc>
+        <w:tc>
+          <w:tcPr>
+            <w:tcW w:w="0" w:type="auto"/>
+          </w:tcPr>
+          <w:p>
+            <w:r>
+              <w:t>No starter</w:t>
+            </w:r>
+          </w:p>
+        </w:tc>
+        <w:tc>
+          <w:tcPr>
+            <w:tcW w:w="0" w:type="auto"/>
+          </w:tcPr>
+          <w:p>
+            <w:r>
+              <w:t>Classic Dishes: Nanhoron Tikka Curry – chicken, rice, naan, mango chutney (£15.95)</w:t>
+            </w:r>
+          </w:p>
+        </w:tc>
+        <w:tc>
+          <w:tcPr>
+            <w:tcW w:w="0" w:type="auto"/>
+          </w:tcPr>
+          <w:p>
+            <w:r>
+              <w:t>—</w:t>
+            </w:r>
+          </w:p>
+        </w:tc>
+        <w:tc>
+          <w:tcPr>
+            <w:tcW w:w="0" w:type="auto"/>
+          </w:tcPr>
+          <w:p>
+            <w:r>
+              <w:t>No dessert</w:t>
+            </w:r>
+          </w:p>
+        </w:tc>
+        <w:tc>
+          <w:tcPr>
+            <w:tcW w:w="0" w:type="auto"/>
+          </w:tcPr>
+          <w:p>
+            <w:r>
+              <w:t>—</w:t>
             </w:r>
           </w:p>
         </w:tc>
@@ -1977,7 +2016,7 @@
     <w:p>
       <w:r>
         <w:pict w14:anchorId="7589D0EE">
-          <v:rect id="_x0000_i1027" style="width:0;height:1.5pt" o:hralign="center" o:hrstd="t" o:hr="t" fillcolor="#a0a0a0" stroked="f"/>
+          <v:rect id="_x0000_i1026" style="width:0;height:1.5pt" o:hralign="center" o:hrstd="t" o:hr="t" fillcolor="#a0a0a0" stroked="f"/>
         </w:pict>
       </w:r>
     </w:p>
@@ -2127,13 +2166,11 @@
           <w:numId w:val="18"/>
         </w:numPr>
       </w:pPr>
-      <w:proofErr w:type="spellStart"/>
       <w:r>
-        <w:t>Nanhoron</w:t>
+        <w:t xml:space="preserve">Nanhoron Tikka Curry – </w:t>
       </w:r>
-      <w:proofErr w:type="spellEnd"/>
       <w:r>
-        <w:t xml:space="preserve"> Tikka Curry – 2</w:t>
+        <w:t>3</w:t>
       </w:r>
     </w:p>
     <w:p>
@@ -2315,7 +2352,7 @@
     <w:p>
       <w:r>
         <w:pict w14:anchorId="0FEB13AD">
-          <v:rect id="_x0000_i1046" style="width:0;height:1.5pt" o:hralign="center" o:hrstd="t" o:hr="t" fillcolor="#a0a0a0" stroked="f"/>
+          <v:rect id="_x0000_i1027" style="width:0;height:1.5pt" o:hralign="center" o:hrstd="t" o:hr="t" fillcolor="#a0a0a0" stroked="f"/>
         </w:pict>
       </w:r>
     </w:p>
@@ -2409,7 +2446,7 @@
     <w:p>
       <w:r>
         <w:pict w14:anchorId="79B6867D">
-          <v:rect id="_x0000_i1038" style="width:0;height:1.5pt" o:hralign="center" o:hrstd="t" o:hr="t" fillcolor="#a0a0a0" stroked="f"/>
+          <v:rect id="_x0000_i1028" style="width:0;height:1.5pt" o:hralign="center" o:hrstd="t" o:hr="t" fillcolor="#a0a0a0" stroked="f"/>
         </w:pict>
       </w:r>
     </w:p>
